--- a/UX/Research/Vooronderzoek_AI-coach_StudieStap.docx
+++ b/UX/Research/Vooronderzoek_AI-coach_StudieStap.docx
@@ -1309,10 +1309,7 @@
         <w:spacing w:after="240"/>
       </w:pPr>
       <w:r>
-        <w:t xml:space="preserve">Het probleem dat de AI-coach moet oplossen is eigenlijk een schaalprobleem. StudieStap werkt met zo'n </w:t>
-      </w:r>
-      <w:r>
-        <w:t>twintig StudieStappers die door het hele land workshops geven, en er is geen vaste manier om bij elke workshop feedback te krijgen</w:t>
+        <w:t>Het probleem dat de AI-coach moet oplossen is eigenlijk een schaalprobleem. StudieStap werkt met zo'n twintig StudieStappers die door het hele land workshops geven, en er is geen vaste manier om bij elke workshop feedback te krijgen</w:t>
       </w:r>
       <w:r>
         <w:t>;</w:t>
@@ -1357,16 +1354,7 @@
         <w:spacing w:after="240"/>
       </w:pPr>
       <w:r>
-        <w:t>StudieStap organiseert interdisciplinaire workshops op middelbare scholen om scholieren te helpen bij hun studiekeuze. De workshops worden gegeven door StudieStappers</w:t>
-      </w:r>
-      <w:r>
-        <w:t xml:space="preserve"> (studenten en net afgestudeerden uit uiteenlopende vakgebieden, van psychologie en biologie tot rechten, economie en informatica, die hun eigen vakgebied en studiekeuze delen met scholieren</w:t>
-      </w:r>
-      <w:r>
-        <w:t xml:space="preserve">). StudieStap werkt op dit moment met ongeveer </w:t>
-      </w:r>
-      <w:r>
-        <w:t>twintig StudieStappers.</w:t>
+        <w:t>StudieStap organiseert interdisciplinaire workshops op middelbare scholen om scholieren te helpen bij hun studiekeuze. De workshops worden gegeven door StudieStappers (studenten en net afgestudeerden uit uiteenlopende vakgebieden, van psychologie en biologie tot rechten, economie en informatica, die hun eigen vakgebied en studiekeuze delen met scholieren). StudieStap werkt op dit moment met ongeveer twintig StudieStappers.</w:t>
       </w:r>
     </w:p>
     <w:p>
@@ -1474,13 +1462,7 @@
         <w:spacing w:after="240"/>
       </w:pPr>
       <w:r>
-        <w:t>De StudieStappers zijn geen professionele docenten of trainers. Het zijn vakinhoudelijke experts</w:t>
-      </w:r>
-      <w:r>
-        <w:t xml:space="preserve"> die naast hun eigen studie workshops geven omdat ze enthousiast zijn over hun vakgebied, niet omdat ze daarvoor zijn opgeleid. Dat is belangrijk om mee te nemen in het ontwerp van de AI-coach</w:t>
-      </w:r>
-      <w:r>
-        <w:t xml:space="preserve">. Het moet feedback bevatten die aanvoelt als een beoordeling van een vakdocent. </w:t>
+        <w:t xml:space="preserve">De StudieStappers zijn geen professionele docenten of trainers. Het zijn vakinhoudelijke experts die naast hun eigen studie workshops geven omdat ze enthousiast zijn over hun vakgebied, niet omdat ze daarvoor zijn opgeleid. Dat is belangrijk om mee te nemen in het ontwerp van de AI-coach. Het moet feedback bevatten die aanvoelt als een beoordeling van een vakdocent. </w:t>
       </w:r>
     </w:p>
     <w:p>
@@ -1488,10 +1470,7 @@
         <w:spacing w:after="240"/>
       </w:pPr>
       <w:r>
-        <w:t xml:space="preserve">Daarnaast geven StudieStappers hun workshops vrijwillig en met veel motivatie, maar </w:t>
-      </w:r>
-      <w:r>
-        <w:t>ze verschillen per ervaring. Sommigen hebben er al tientallen gegeven, anderen zijn net begonnen. Ze werken op wisselende scholen en tijden, wat betekent dat ook de manier waarop ze feedback ontvangen (via een app, e-mail of kort gesprek) flexibel moet zijn.</w:t>
+        <w:t>Daarnaast geven StudieStappers hun workshops vrijwillig en met veel motivatie, maar ze verschillen per ervaring. Sommigen hebben er al tientallen gegeven, anderen zijn net begonnen. Ze werken op wisselende scholen en tijden, wat betekent dat ook de manier waarop ze feedback ontvangen (via een app, e-mail of kort gesprek) flexibel moet zijn.</w:t>
       </w:r>
     </w:p>
     <w:p>
@@ -1544,10 +1523,7 @@
         <w:spacing w:after="240"/>
       </w:pPr>
       <w:r>
-        <w:t>Niet elke vraag is hetzelfde. Sommige vragen checken alleen of iemand iets weet, zoals 'Weet je nog wat dit begrip betekent?'. Andere vragen zetten iemand echt aan het denken, zoals 'Wat zou jij doen in deze situatie?'. Beide soorten vragen zijn nuttig, maar ze doen iets anders: de eerste soort geeft snel een antwoord, de tweede soort</w:t>
-      </w:r>
-      <w:r>
-        <w:t xml:space="preserve"> geeft meer, meningen, ideeën, eigen overwegingen (CMOE, z.j.).</w:t>
+        <w:t>Niet elke vraag is hetzelfde. Sommige vragen checken alleen of iemand iets weet, zoals 'Weet je nog wat dit begrip betekent?'. Andere vragen zetten iemand echt aan het denken, zoals 'Wat zou jij doen in deze situatie?'. Beide soorten vragen zijn nuttig, maar ze doen iets anders: de eerste soort geeft snel een antwoord, de tweede soort geeft meer, meningen, ideeën, eigen overwegingen (CMOE, z.j.).</w:t>
       </w:r>
     </w:p>
     <w:p>
@@ -1578,15 +1554,18 @@
         <w:spacing w:after="240"/>
       </w:pPr>
       <w:r>
-        <w:t>Uit onderzoek van Rosenshine blijkt dat leerlingen beter scoren wanneer een docent tijdens de les vaak checkt of leerlingen het nog begrijpen, in plaats van dat pas achteraf te doen (dataworks-ed.com, z.j.). Dat is logisch: als een StudieStapper pas aan het einde van de workshop merkt dat iets niet is overgekomen, is het te laat om dat nog bij te sturen.</w:t>
-      </w:r>
-    </w:p>
-    <w:p>
-      <w:r>
-        <w:t>Voor de AI-coach betekent dit dat het niet alleen gaat om w</w:t>
-      </w:r>
-      <w:r>
-        <w:t>at er wordt uitgelegd, maar ook of de StudieStapper tussendoor checkt of het ook echt aankomt bij de leerlingen.</w:t>
+        <w:t xml:space="preserve">Uit onderzoek van Rosenshine blijkt dat leerlingen beter scoren wanneer een docent tijdens de les vaak checkt of leerlingen het nog begrijpen, in plaats van dat pas achteraf te doen (dataworks-ed.com, z.j.). </w:t>
+      </w:r>
+      <w:r>
+        <w:t>A</w:t>
+      </w:r>
+      <w:r>
+        <w:t>ls een StudieStapper pas aan het einde van de workshop merkt dat iets niet is overgekomen, is het te laat om dat nog bij te sturen.</w:t>
+      </w:r>
+    </w:p>
+    <w:p>
+      <w:r>
+        <w:t>Voor de AI-coach betekent dit dat het niet alleen gaat om wat er wordt uitgelegd, maar ook of de StudieStapper tussendoor checkt of het ook echt aankomt bij de leerlingen.</w:t>
       </w:r>
     </w:p>
     <w:p>
@@ -1682,10 +1661,7 @@
         <w:spacing w:after="240"/>
       </w:pPr>
       <w:r>
-        <w:t>Onderzoek naar het effect van TeachFX laat zien dat het gebruik van de app op zichzelf al invloed heeft</w:t>
-      </w:r>
-      <w:r>
-        <w:t>. Docenten die de app gebruikten, verdubbelden ongeveer de hoeveelheid spreektijd van leerlingen tijdens de les, en een onderzoek uit 2023 vond een toename van 20 procent in het stellen van verdiepende, open vragen na het krijgen van feedback via de app (Education Next, 2024; Whitford, 2022).</w:t>
+        <w:t>Onderzoek naar het effect van TeachFX laat zien dat het gebruik van de app op zichzelf al invloed heeft. Docenten die de app gebruikten, verdubbelden ongeveer de hoeveelheid spreektijd van leerlingen tijdens de les, en een onderzoek uit 2023 vond een toename van 20 procent in het stellen van verdiepende, open vragen na het krijgen van feedback via de app (Education Next, 2024; Whitford, 2022).</w:t>
       </w:r>
     </w:p>
     <w:p>
@@ -1704,10 +1680,7 @@
     </w:p>
     <w:p>
       <w:r>
-        <w:t>Voor de AI-coach van StudieStap is dat een belangrijke les</w:t>
-      </w:r>
-      <w:r>
-        <w:t>. De feedback moet StudieStappers uitnodigen om zichzelf te verbeteren, niet het gevoel geven dat ze worden beoordeeld of gecontroleerd.</w:t>
+        <w:t>Voor de AI-coach van StudieStap is dat een belangrijke les. De feedback moet StudieStappers uitnodigen om zichzelf te verbeteren, niet het gevoel geven dat ze worden beoordeeld of gecontroleerd.</w:t>
       </w:r>
     </w:p>
     <w:p>

--- a/UX/Research/Vooronderzoek_AI-coach_StudieStap.docx
+++ b/UX/Research/Vooronderzoek_AI-coach_StudieStap.docx
@@ -591,7 +591,7 @@
                 <w:noProof/>
                 <w:webHidden/>
               </w:rPr>
-              <w:t>4</w:t>
+              <w:t>5</w:t>
             </w:r>
             <w:r>
               <w:rPr>
@@ -804,7 +804,7 @@
                 <w:noProof/>
                 <w:webHidden/>
               </w:rPr>
-              <w:t>5</w:t>
+              <w:t>6</w:t>
             </w:r>
             <w:r>
               <w:rPr>
@@ -1159,7 +1159,7 @@
                 <w:noProof/>
                 <w:webHidden/>
               </w:rPr>
-              <w:t>6</w:t>
+              <w:t>7</w:t>
             </w:r>
             <w:r>
               <w:rPr>
@@ -1309,7 +1309,13 @@
         <w:spacing w:after="240"/>
       </w:pPr>
       <w:r>
-        <w:t>Het probleem dat de AI-coach moet oplossen is eigenlijk een schaalprobleem. StudieStap werkt met zo'n twintig StudieStappers die door het hele land workshops geven, en er is geen vaste manier om bij elke workshop feedback te krijgen</w:t>
+        <w:t>Het probleem dat de AI-coach moet oplossen is eigenlijk een schaalprobleem. StudieStap werkt met zo'n twintig StudieStappers die door het hele land workshops geven</w:t>
+      </w:r>
+      <w:r>
+        <w:t>. E</w:t>
+      </w:r>
+      <w:r>
+        <w:t>r is geen vaste manier om bij elke workshop feedback te krijgen</w:t>
       </w:r>
       <w:r>
         <w:t>;</w:t>
@@ -1327,6 +1333,9 @@
     <w:p>
       <w:r>
         <w:t xml:space="preserve">Voordat ik met het ontwerp van die feedback-ervaring begin, wil ik weten of deze dingen daadwerkelijk iets zeggen over de kwaliteit van een workshop, hoe andere AI-tools dit soort feedback aanpakken, en vooral wat StudieStappers zelf nodig hebben om iets met feedback te doen. Dit vooronderzoek beschrijft daarom eerst de opdracht en de doelgroep, gaat dan in op wat er al bekend is over goed workshopgedrag en over bestaande AI-feedbacktools, en sluit af met </w:t>
+      </w:r>
+      <w:r>
+        <w:t xml:space="preserve">de opzet van </w:t>
       </w:r>
       <w:r>
         <w:t xml:space="preserve">een enquête onder de StudieStappers. </w:t>
@@ -1362,7 +1371,19 @@
         <w:spacing w:after="240"/>
       </w:pPr>
       <w:r>
-        <w:t>De StudieStappers reizen over het hele land om workshops te geven. Hierdoor is er geen structurele manier om feedback te geven op hun workshops. Een begeleider kan onmogelijk bij elke workshop aanwezig zijn. Dit is het probleem wat de AI-coach gaat oplossen. Een tool die zelfstandig, op basis van een audio-opname, feedback geeft zonder dat daar een mens bij aanwezig hoeft te zijn.</w:t>
+        <w:t xml:space="preserve">De StudieStappers reizen over het hele land om workshops te geven. Hierdoor is er geen structurele manier om feedback te geven op hun workshops. Een </w:t>
+      </w:r>
+      <w:r>
+        <w:t>persoon om feedback te geven</w:t>
+      </w:r>
+      <w:r>
+        <w:t xml:space="preserve"> kan onmogelijk bij elke workshop aanwezig zijn</w:t>
+      </w:r>
+      <w:r>
+        <w:t xml:space="preserve"> (er zijn niet genoeg mensen, geld of tijd hiervoor)</w:t>
+      </w:r>
+      <w:r>
+        <w:t>. Dit is het probleem wat de AI-coach gaat oplossen. Een tool die zelfstandig, op basis van een audio-opname, feedback geeft zonder dat daar een mens bij aanwezig hoeft te zijn.</w:t>
       </w:r>
     </w:p>
     <w:p>
@@ -1437,7 +1458,19 @@
     <w:p>
       <w:r>
         <w:lastRenderedPageBreak/>
-        <w:t>Mijn rol in het project is het UX-gedeelte: ik onderzoek wat StudieStappers nodig hebben van feedback, ontwerp hoe die feedback eruitziet en aanvoelt, en test die ervaring. De dataverwerking, audioanalyse en techniek zijn de verantwoordelijkheid van mijn medestagiair.</w:t>
+        <w:t>Mijn rol in het project is het UX-gedeelte</w:t>
+      </w:r>
+      <w:r>
+        <w:t>. I</w:t>
+      </w:r>
+      <w:r>
+        <w:t>k onderzoek wat StudieStappers nodig hebben van feedback, ontwerp hoe die feedback eruitziet en aanvoelt,</w:t>
+      </w:r>
+      <w:r>
+        <w:t xml:space="preserve"> maak de frontend</w:t>
+      </w:r>
+      <w:r>
+        <w:t xml:space="preserve"> en test die ervaring. De dataverwerking, audioanalyse en techniek zijn de verantwoordelijkheid van mijn medestagiair.</w:t>
       </w:r>
     </w:p>
     <w:p>
@@ -1470,12 +1503,15 @@
         <w:spacing w:after="240"/>
       </w:pPr>
       <w:r>
-        <w:t>Daarnaast geven StudieStappers hun workshops vrijwillig en met veel motivatie, maar ze verschillen per ervaring. Sommigen hebben er al tientallen gegeven, anderen zijn net begonnen. Ze werken op wisselende scholen en tijden, wat betekent dat ook de manier waarop ze feedback ontvangen (via een app, e-mail of kort gesprek) flexibel moet zijn.</w:t>
-      </w:r>
-    </w:p>
-    <w:p>
-      <w:r>
-        <w:t>Voor het ontwerp van de feedback-ervaring betekent dit dat de toon en vorm van de feedback net zo belangrijk zijn als de inhoud. De StudieStapper moet zich uitgenodigd voelen om iets met de feedback te doen, niet beoordeeld.</w:t>
+        <w:t>Daarnaast verschillen de StudieStappers per ervaring. Sommigen hebben al tientallen workshops gegeven, anderen zijn net begonnen. Ze werken op wisselende scholen en tijden, wat betekent dat ook de manier waarop ze feedback ontvangen (via een app, e-mail of kort gesprek) flexibel moet zijn.</w:t>
+      </w:r>
+    </w:p>
+    <w:p>
+      <w:r>
+        <w:t>Voor het ontwerp van de feedback-ervaring betekent dit dat de toon en vorm van de feedback net zo belangrijk zijn als de inhoud. De StudieStapper moet zich uitgenodigd voelen om iets met de feedback te doen</w:t>
+      </w:r>
+      <w:r>
+        <w:t>.</w:t>
       </w:r>
     </w:p>
     <w:p>
@@ -1597,7 +1633,13 @@
     </w:p>
     <w:p>
       <w:r>
-        <w:t>Dit is precies wat de AI-coach ook meet: reageert de StudieStapper inhoudelijk op een antwoord, of gaat hij of zij er zonder er iets mee te doen overheen?</w:t>
+        <w:t>Dit is precies wat de AI-coach ook meet</w:t>
+      </w:r>
+      <w:r>
+        <w:t>;</w:t>
+      </w:r>
+      <w:r>
+        <w:t xml:space="preserve"> reageert de StudieStapper inhoudelijk op een antwoord, of gaat hij of zij er zonder er iets mee te doen overheen?</w:t>
       </w:r>
     </w:p>
     <w:p>
@@ -1623,12 +1665,24 @@
         <w:spacing w:after="240"/>
       </w:pPr>
       <w:r>
-        <w:t>Hoeveel ruimte een StudieStapper aan de groep geeft, is al langer onderzocht. Onderzoeker Mary Budd Rowe (1986) ontdekte dat docenten na het stellen van een vraag meestal minder dan een seconde wachten voordat ze zelf weer beginnen te praten. Wachten ze langer dan geven leerlingen veel langere en beter onderbouwde antwoorden, en gaan ze zelf ook meer vragen stellen.</w:t>
-      </w:r>
-    </w:p>
-    <w:p>
-      <w:r>
-        <w:t>Kort gezegd: hoe minder de StudieStapper zelf aan het woord is vlak na een vraag, hoe meer ruimte de leerlingen krijgen om mee te doen. Dat is precies waar de AI-coach op let: is de workshop een verhaal van de StudieStapper alleen, of is er ook echt ruimte voor de leerlingen? Ook bestaande AI-tools richten zich vooral op dit soort dingen zoals in hoofdstuk 4 te zien is.</w:t>
+        <w:t>Hoeveel ruimte een StudieStapper aan de groep geeft</w:t>
+      </w:r>
+      <w:r>
+        <w:t xml:space="preserve"> is ook heel belangrijk. Er is een onderzoek gedaan wat hierop lijkt, maar dan met docenten. </w:t>
+      </w:r>
+      <w:r>
+        <w:t>Onderzoeker Mary Budd Rowe (1986) ontdekte dat docenten na het stellen van een vraag meestal minder dan een seconde wachten voordat ze zelf weer beginnen te praten. Wachten ze langer dan geven leerlingen veel langere en beter onderbouwde antwoorden, en gaan ze zelf ook meer vragen stellen.</w:t>
+      </w:r>
+    </w:p>
+    <w:p>
+      <w:r>
+        <w:t>Kort gezegd: hoe minder de StudieStapper zelf aan het woord is vlak na een vraag, hoe meer ruimte de leerlingen krijgen om mee te doen.</w:t>
+      </w:r>
+      <w:r>
+        <w:t xml:space="preserve"> Dit is precies waar de AI-tool zich op gaat focussen. I</w:t>
+      </w:r>
+      <w:r>
+        <w:t>s de workshop een verhaal van de StudieStapper alleen, of is er ook echt ruimte voor de leerlingen? Ook bestaande AI-tools richten zich vooral op dit soort dingen zoals in hoofdstuk 4 te zien is.</w:t>
       </w:r>
     </w:p>
     <w:p>
@@ -1672,10 +1726,34 @@
         <w:t>Diezelfde bronnen wijzen ook op een belangrijk aandachtspunt</w:t>
       </w:r>
       <w:r>
-        <w:t xml:space="preserve">; </w:t>
-      </w:r>
-      <w:r>
-        <w:t>de tool werkt vooral goed zolang die low-pressure blijft. De makers van TeachFX kozen er bewust voor om de app niet te koppelen aan formele beoordelingen, omdat docenten de tool dan minder snel zouden gebruiken. Gebruik bleef bovendien vooral vrijwillig, en vooral docenten die al gemotiveerd waren om te verbeteren gingen ermee aan de slag.</w:t>
+        <w:t>. D</w:t>
+      </w:r>
+      <w:r>
+        <w:t xml:space="preserve">e tool werkt vooral goed zolang die </w:t>
+      </w:r>
+      <w:r>
+        <w:rPr>
+          <w:i/>
+          <w:iCs/>
+        </w:rPr>
+        <w:t>'</w:t>
+      </w:r>
+      <w:r>
+        <w:rPr>
+          <w:i/>
+          <w:iCs/>
+        </w:rPr>
+        <w:t>low-pressure</w:t>
+      </w:r>
+      <w:r>
+        <w:rPr>
+          <w:i/>
+          <w:iCs/>
+        </w:rPr>
+        <w:t>'</w:t>
+      </w:r>
+      <w:r>
+        <w:t xml:space="preserve"> blijft. De makers van TeachFX kozen er bewust voor om de app niet te koppelen aan formele beoordelingen, omdat docenten de tool dan minder snel zouden gebruiken. Gebruik bleef bovendien vooral vrijwillig, en vooral docenten die al gemotiveerd waren om te verbeteren gingen ermee aan de slag.</w:t>
       </w:r>
     </w:p>
     <w:p>
@@ -1703,7 +1781,13 @@
     </w:p>
     <w:p>
       <w:r>
-        <w:t>De literatuur en bestaande tools geven een goed beeld van waaróm deze vier dingen ertoe doen, en waar ik in het ontwerp rekening mee moet houden. Maar om te weten wat StudieStappers zelf nodig hebben is eigen onderzoek nodig. Daarvoor combineer ik een enquête onder StudieStappers met een apart literatuuronderzoek naar wat goede feedback eigenlijk is.</w:t>
+        <w:t>De literatuur en bestaande tools geven een goed beeld van waar</w:t>
+      </w:r>
+      <w:r>
+        <w:t>o</w:t>
+      </w:r>
+      <w:r>
+        <w:t>m deze vier dingen ertoe doen, en waar ik in het ontwerp rekening mee moet houden. Maar om te weten wat StudieStappers zelf nodig hebben is eigen onderzoek nodig. Daarvoor combineer ik een enquête onder StudieStappers met een apart literatuuronderzoek naar wat goede feedback eigenlijk is.</w:t>
       </w:r>
     </w:p>
     <w:p>
@@ -1739,6 +1823,9 @@
       </w:r>
       <w:r>
         <w:t xml:space="preserve"> mensen, verspreid over verschillende scholen en tijden. Een enquête maakt het mogelijk om in relatief korte tijd van een grote groep een goed beeld te krijgen, en is bovendien makkelijk in te vullen naast hun eigen studie en de workshops die ze al geven (Scribbr, z.j.). Dat geeft weliswaar iets minder diepgang dan interviews, maar voor een eerste beeld van de hele groep StudieStappers weegt dat niet op tegen de tijd die individuele gesprekken zouden kosten.</w:t>
+      </w:r>
+      <w:r>
+        <w:t xml:space="preserve"> </w:t>
       </w:r>
     </w:p>
     <w:p>
@@ -1860,12 +1947,36 @@
         <w:spacing w:after="240"/>
       </w:pPr>
       <w:r>
-        <w:t>Naast de enquête doe ik ook een apart literatuuronderzoek naar wat goede feedback eigenlijk is. Dat is nodig omdat de enquête vooral laat zien wat StudieStappers zelf zeggen dat ze nodig hebben — en dat is niet automatisch hetzelfde als wat aantoonbaar werkt. Door daarnaast te kijken naar bestaand onderzoek over effectieve feedback, kan ik de keuzes in het ontwerp ook onderbouwen met wat er al bekend is, in plaats van alleen af te gaan op voorkeuren.</w:t>
-      </w:r>
-    </w:p>
-    <w:p>
-      <w:r>
-        <w:t>De twee onderzoeken vullen elkaar aan: de enquête geeft zicht op de behoeften en verwachtingen van StudieStappers zelf, het literatuuronderzoek geeft een onderbouwing vanuit bestaande kennis over wat feedback effectief maakt. Samen vormen ze de basis voor het ontwerp van de feedback-ervaring.</w:t>
+        <w:t>Naast de enquête doe ik ook een apart literatuuronderzoek naar wat goede feedback eigenlijk is. Dat is nodig omdat de enquête vooral laat zien wat StudieStappers zelf zeggen dat ze nodig hebben</w:t>
+      </w:r>
+      <w:r>
+        <w:t>.</w:t>
+      </w:r>
+      <w:r>
+        <w:t xml:space="preserve"> </w:t>
+      </w:r>
+      <w:r>
+        <w:t>D</w:t>
+      </w:r>
+      <w:r>
+        <w:t>at is niet automatisch hetzelfde als wat aantoonbaar werkt. Door daarnaast te kijken naar bestaand onderzoek over effectieve feedback, kan ik de keuzes in het ontwerp ook onderbouwen met wat er al bekend is, in plaats van alleen af te gaan op voorkeuren.</w:t>
+      </w:r>
+    </w:p>
+    <w:p>
+      <w:r>
+        <w:t>De twee onderzoeken vullen elkaar aan</w:t>
+      </w:r>
+      <w:r>
+        <w:t>.</w:t>
+      </w:r>
+      <w:r>
+        <w:t xml:space="preserve"> </w:t>
+      </w:r>
+      <w:r>
+        <w:t>D</w:t>
+      </w:r>
+      <w:r>
+        <w:t>e enquête geeft zicht op de behoeften en verwachtingen van StudieStappers zelf, het literatuuronderzoek geeft een onderbouwing vanuit bestaande kennis over wat feedback effectief maakt. Samen vormen ze de basis voor het ontwerp van de feedback-ervaring.</w:t>
       </w:r>
     </w:p>
     <w:p>
@@ -1931,10 +2042,16 @@
         <w:t>De enquête onder StudieStappers moet dit beeld aanscherpen</w:t>
       </w:r>
       <w:r>
-        <w:t xml:space="preserve">: </w:t>
-      </w:r>
-      <w:r>
-        <w:t>die geeft zicht op hoe zij nu al met feedback omgaan, wat ze zelf belangrijk vinden, en welke vorm van feedback voor hen zou werken. Het literatuuronderzoek naar goede feedback vult dat aan met een onderbouwing vanuit bestaande kennis, zodat het ontwerp niet alleen op voorkeuren is gebaseerd. Pas als beide klaar zijn, begin ik met het ontwerp van de feedback-ervaring zelf.</w:t>
+        <w:t>. De enqu</w:t>
+      </w:r>
+      <w:r>
+        <w:t>êt</w:t>
+      </w:r>
+      <w:r>
+        <w:t>e</w:t>
+      </w:r>
+      <w:r>
+        <w:t xml:space="preserve"> geeft zicht op hoe zij nu al met feedback omgaan, wat ze zelf belangrijk vinden, en welke vorm van feedback voor hen zou werken. Het literatuuronderzoek naar goede feedback vult dat aan met een onderbouwing vanuit bestaande kennis, zodat het ontwerp niet alleen op voorkeuren is gebaseerd. Pas als beide klaar zijn, begin ik met het ontwerp van de feedback-ervaring zelf.</w:t>
       </w:r>
     </w:p>
     <w:p>
